--- a/document_templates/russian_library/Исковые_заявления/Процессуальные_документы/шаблон_Исковое_заявление_об_обязании_предоставить_документы_для_ознакомления_С_представителем_.docx
+++ b/document_templates/russian_library/Исковые_заявления/Процессуальные_документы/шаблон_Исковое_заявление_об_обязании_предоставить_документы_для_ознакомления_С_представителем_.docx
@@ -28,7 +28,7 @@
           <w:szCs w:val="24"/>
           <w:lang w:val="en-US"/>
         </w:rPr>
-        <w:t xml:space="preserve"> {{ w_t_w_r_w_r_w_rpr_w_rfonts_w_ascii_times_new_roman_w_hansi_times_new_roman_w_cs_times_new_roman_w_sz_w_val_24_w_szcs_w_val_24_w_lang_w_val_en_us_w_rpr_w_t_court_name }}</w:t>
+        <w:t xml:space="preserve"> {{ court_name }}</w:t>
       </w:r>
     </w:p>
     <w:p>
@@ -47,7 +47,7 @@
           <w:sz w:val="24"/>
           <w:szCs w:val="24"/>
         </w:rPr>
-        <w:t xml:space="preserve">{{ w_t_w_r_w_r_w_rpr_w_rfonts_w_ascii_times_new_roman_w_hansi_times_new_roman_w_cs_times_new_roman_w_sz_w_val_24_w_szcs_w_val_24_w_lang_w_val_en_us_w_rpr_w_t_court_w_t_w_r_w_r_w_rsidrpr_00b33ceb_w_rpr_w_rfonts_w_ascii_times_new_roman_w_hansi_times_new_roman_w_cs_times_new_roman_w_sz_w_val_24_w_szcs_w_val_24_w_rpr_w_t_xml_space_preserve_w_t_w_r_w_r_w_rpr_w_rfonts_w_ascii_times_new_roman_w_hansi_times_new_roman_w_cs_times_new_roman_w_sz_w_val_24_w_szcs_w_val_24_w_lang_w_val_en_us_w_rpr_w_t_address_w_t_w_r_w_r_w_rsidrpr_00b33ceb_w_rpr_w_rfonts_w_ascii_times_new_roman_w_hansi_times_new_roman_w_cs_times_new_roman_w_sz_w_val_24_w_szcs_w_val_24_w_rpr_w_t_xml_space_preserve }}</w:t>
+        <w:t xml:space="preserve">{{ court_address }}</w:t>
       </w:r>
     </w:p>
     <w:p>
@@ -82,7 +82,7 @@
           <w:sz w:val="24"/>
           <w:szCs w:val="24"/>
         </w:rPr>
-        <w:t xml:space="preserve">{{ w_t_w_r_w_r_w_rsidr_00b33ceb_w_rpr_w_rfonts_w_ascii_times_new_roman_w_hansi_times_new_roman_w_cs_times_new_roman_w_sz_w_val_24_w_szcs_w_val_24_w_lang_w_val_en_us_w_rpr_w_t_plaintiff_w_t_w_r_w_r_w_rsidr_00b33ceb_w_rsidrpr_00b33ceb_w_rpr_w_rfonts_w_ascii_times_new_roman_w_hansi_times_new_roman_w_cs_times_new_roman_w_sz_w_val_24_w_szcs_w_val_24_w_rpr_w_t_xml_space_preserve }}</w:t>
+        <w:t xml:space="preserve">{{ plaintiff }}</w:t>
       </w:r>
     </w:p>
     <w:p>
@@ -109,7 +109,7 @@
           <w:sz w:val="24"/>
           <w:szCs w:val="24"/>
         </w:rPr>
-        <w:t xml:space="preserve">{{ w_t_w_r_w_r_w_rsidr_00b33ceb_w_rpr_w_rfonts_w_ascii_times_new_roman_w_hansi_times_new_roman_w_cs_times_new_roman_w_sz_w_val_24_w_szcs_w_val_24_w_lang_w_val_en_us_w_rpr_w_t_plaintiff_w_t_w_r_w_r_w_rsidr_00b33ceb_w_rsidrpr_00b33ceb_w_rpr_w_rfonts_w_ascii_times_new_roman_w_hansi_times_new_roman_w_cs_times_new_roman_w_sz_w_val_24_w_szcs_w_val_24_w_rpr_w_t_xml_space_preserve_w_t_w_r_w_r_w_rsidr_00b33ceb_w_rpr_w_rfonts_w_ascii_times_new_roman_w_hansi_times_new_roman_w_cs_times_new_roman_w_sz_w_val_24_w_szcs_w_val_24_w_lang_w_val_en_us_w_rpr_w_t_representative_w_t_w_r_w_r_w_rsidr_00b33ceb_w_rsidrpr_00b33ceb_w_rpr_w_rfonts_w_ascii_times_new_roman_w_hansi_times_new_roman_w_cs_times_new_roman_w_sz_w_val_24_w_szcs_w_val_24_w_rpr_w_t_xml_space_preserve }}</w:t>
+        <w:t xml:space="preserve">{{ plaintiff_representative }}</w:t>
       </w:r>
     </w:p>
     <w:p>
@@ -165,7 +165,7 @@
           <w:sz w:val="24"/>
           <w:szCs w:val="24"/>
         </w:rPr>
-        <w:t xml:space="preserve">{{ w_t_w_r_w_r_w_rpr_w_rfonts_w_ascii_times_new_roman_w_hansi_times_new_roman_w_cs_times_new_roman_w_sz_w_val_24_w_szcs_w_val_24_w_lang_w_val_en_us_w_rpr_w_t_defendant_w_t_w_r_w_r_w_rsidrpr_00b33ceb_w_rpr_w_rfonts_w_ascii_times_new_roman_w_hansi_times_new_roman_w_cs_times_new_roman_w_sz_w_val_24_w_szcs_w_val_24_w_rpr_w_t_xml_space_preserve_w_t_w_r_w_r_w_rpr_w_rfonts_w_ascii_times_new_roman_w_hansi_times_new_roman_w_cs_times_new_roman_w_sz_w_val_24_w_szcs_w_val_24_w_lang_w_val_en_us_w_rpr_w_t_id_w_t_w_r_w_r_w_rsidrpr_00b33ceb_w_rpr_w_rfonts_w_ascii_times_new_roman_w_hansi_times_new_roman_w_cs_times_new_roman_w_sz_w_val_24_w_szcs_w_val_24_w_rpr_w_t_xml_space_preserve }}</w:t>
+        <w:t xml:space="preserve">{{ defendant_id }}</w:t>
       </w:r>
     </w:p>
     <w:p>
@@ -220,7 +220,7 @@
           <w:szCs w:val="24"/>
           <w:lang w:val="en-US"/>
         </w:rPr>
-        <w:t xml:space="preserve">{{ w_t_w_r_w_r_w_rsidr_00b33ceb_w_rpr_w_rfonts_w_ascii_times_new_roman_w_hansi_times_new_roman_w_cs_times_new_roman_w_sz_w_val_24_w_szcs_w_val_24_w_lang_w_val_en_us_w_rpr_w_t_defendant_w_t_w_r_w_r_w_rsidr_00b33ceb_w_rsidrpr_00b33ceb_w_rpr_w_rfonts_w_ascii_times_new_roman_w_hansi_times_new_roman_w_cs_times_new_roman_w_sz_w_val_24_w_szcs_w_val_24_w_lang_w_val_en_us_w_rpr_w_t_xml_space_preserve_w_t_w_r_w_r_w_rsidr_00b33ceb_w_rpr_w_rfonts_w_ascii_times_new_roman_w_hansi_times_new_roman_w_cs_times_new_roman_w_sz_w_val_24_w_szcs_w_val_24_w_lang_w_val_en_us_w_rpr_w_t_registration_w_t_w_r_w_r_w_rsidr_00b33ceb_w_rsidrpr_00b33ceb_w_rpr_w_rfonts_w_ascii_times_new_roman_w_hansi_times_new_roman_w_cs_times_new_roman_w_sz_w_val_24_w_szcs_w_val_24_w_lang_w_val_en_us_w_rpr_w_t_xml_space_preserve_w_t_w_r_w_r_w_rsidr_00b33ceb_w_rpr_w_rfonts_w_ascii_times_new_roman_w_hansi_times_new_roman_w_cs_times_new_roman_w_sz_w_val_24_w_szcs_w_val_24_w_lang_w_val_en_us_w_rpr_w_t_address }}</w:t>
+        <w:t xml:space="preserve">{{ defendant_registration }}</w:t>
       </w:r>
     </w:p>
     <w:p>
@@ -312,15 +312,14 @@
         </w:rPr>
         <w:t xml:space="preserve"> </w:t>
       </w:r>
-      <w:proofErr w:type="gramStart"/>
-      <w:r>
-        <w:rPr>
-          <w:rFonts w:ascii="Times New Roman" w:hAnsi="Times New Roman" w:cs="Times New Roman"/>
-          <w:sz w:val="24"/>
-          <w:szCs w:val="24"/>
-          <w:lang w:val="en-US"/>
-        </w:rPr>
-        <w:t xml:space="preserve">{{ w_t_w_r_w_r_w_rsidr_00b33ceb_w_rpr_w_rfonts_w_ascii_times_new_roman_w_hansi_times_new_roman_w_cs_times_new_roman_w_sz_w_val_24_w_szcs_w_val_24_w_lang_w_val_en_us_w_rpr_w_t_request_w_t_w_r_w_prooferr_w_type_gramend_w_r_w_rsidr_00b33ceb_w_rsidrpr_00b33ceb_w_rpr_w_rfonts_w_ascii_times_new_roman_w_hansi_times_new_roman_w_cs_times_new_roman_w_sz_w_val_24_w_szcs_w_val_24_w_lang_w_val_en_us_w_rpr_w_t_xml_space_preserve_w_t_w_r_w_r_w_rsidr_00b33ceb_w_rpr_w_rfonts_w_ascii_times_new_roman_w_hansi_times_new_roman_w_cs_times_new_roman_w_sz_w_val_24_w_szcs_w_val_24_w_lang_w_val_en_us_w_rpr_w_t_context_w_t_w_r_w_r_w_rsidr_00b33ceb_w_rsidrpr_00b33ceb_w_rpr_w_rfonts_w_ascii_times_new_roman_w_hansi_times_new_roman_w_cs_times_new_roman_w_sz_w_val_24_w_szcs_w_val_24_w_lang_w_val_en_us_w_rpr_w_t_xml_space_preserve_w_t_w_r_w_r_w_rsidr_00b33ceb_w_rpr_w_rfonts_w_ascii_times_new_roman_w_hansi_times_new_roman_w_cs_times_new_roman_w_sz_w_val_24_w_szcs_w_val_24_w_lang_w_val_en_us_w_rpr_w_t_xml_space_preserve }}. </w:t>
+      <w:r>
+        <w:rPr>
+          <w:rFonts w:ascii="Times New Roman" w:hAnsi="Times New Roman" w:cs="Times New Roman"/>
+          <w:sz w:val="24"/>
+          <w:szCs w:val="24"/>
+          <w:lang w:val="en-US"/>
+        </w:rPr>
+        <w:t xml:space="preserve">{{ request_context }}. </w:t>
       </w:r>
       <w:r>
         <w:rPr>
@@ -352,7 +351,7 @@
           <w:sz w:val="24"/>
           <w:szCs w:val="24"/>
         </w:rPr>
-        <w:t xml:space="preserve"> {{ w_t_w_r_w_r_w_rsidr_00b33ceb_w_rpr_w_rfonts_w_ascii_times_new_roman_w_hansi_times_new_roman_w_cs_times_new_roman_w_sz_w_val_24_w_szcs_w_val_24_w_lang_w_val_en_us_w_rpr_w_t_waiting_w_t_w_r_w_r_w_rsidr_00b33ceb_w_rsidrpr_00b33ceb_w_rpr_w_rfonts_w_ascii_times_new_roman_w_hansi_times_new_roman_w_cs_times_new_roman_w_sz_w_val_24_w_szcs_w_val_24_w_rpr_w_t_xml_space_preserve_w_t_w_r_w_r_w_rsidr_00b33ceb_w_rpr_w_rfonts_w_ascii_times_new_roman_w_hansi_times_new_roman_w_cs_times_new_roman_w_sz_w_val_24_w_szcs_w_val_24_w_lang_w_val_en_us_w_rpr_w_t_period_w_t_w_r_w_r_w_rsidr_00b33ceb_w_rsidrpr_00b33ceb_w_rpr_w_rfonts_w_ascii_times_new_roman_w_hansi_times_new_roman_w_cs_times_new_roman_w_sz_w_val_24_w_szcs_w_val_24_w_rpr_w_t_xml_space_preserve }} </w:t>
+        <w:t xml:space="preserve"> {{ waiting_period }} </w:t>
       </w:r>
       <w:r>
         <w:rPr>
@@ -386,7 +385,7 @@
           <w:sz w:val="24"/>
           <w:szCs w:val="24"/>
         </w:rPr>
-        <w:t xml:space="preserve">{{ w_t_w_r_w_r_w_rsidr_00b33ceb_w_rpr_w_rfonts_w_ascii_times_new_roman_w_hansi_times_new_roman_w_cs_times_new_roman_w_sz_w_val_24_w_szcs_w_val_24_w_lang_w_val_en_us_w_rpr_w_t_defendant_w_t_w_r_w_r_w_rsidr_00b33ceb_w_rsidrpr_00b33ceb_w_rpr_w_rfonts_w_ascii_times_new_roman_w_hansi_times_new_roman_w_cs_times_new_roman_w_sz_w_val_24_w_szcs_w_val_24_w_rpr_w_t_xml_space_preserve }}</w:t>
+        <w:t xml:space="preserve">{{ defendant }}</w:t>
       </w:r>
       <w:r>
         <w:rPr>
@@ -396,15 +395,14 @@
         </w:rPr>
         <w:t xml:space="preserve"> нарушает моё законное право, гарантированное ст. </w:t>
       </w:r>
-      <w:proofErr w:type="gramStart"/>
-      <w:r>
-        <w:rPr>
-          <w:rFonts w:ascii="Times New Roman" w:hAnsi="Times New Roman" w:cs="Times New Roman"/>
-          <w:sz w:val="24"/>
-          <w:szCs w:val="24"/>
-          <w:lang w:val="en-US"/>
-        </w:rPr>
-        <w:t>{{ legal_w_t_w_r_w_prooferr_w_type_gramend_w_r_w_rsidr_00b33ceb_w_rpr_w_rfonts_w_ascii_times_new_roman_w_hansi_times_new_roman_w_cs_times_new_roman_w_sz_w_val_24_w_szcs_w_val_24_w_lang_w_val_en_us_w_rpr_w_t_xml_space_preserve_authority }}</w:t>
+      <w:r>
+        <w:rPr>
+          <w:rFonts w:ascii="Times New Roman" w:hAnsi="Times New Roman" w:cs="Times New Roman"/>
+          <w:sz w:val="24"/>
+          <w:szCs w:val="24"/>
+          <w:lang w:val="en-US"/>
+        </w:rPr>
+        <w:t>{{ legal_authority }}</w:t>
       </w:r>
       <w:r>
         <w:rPr>
@@ -462,7 +460,7 @@
           <w:sz w:val="24"/>
           <w:szCs w:val="24"/>
         </w:rPr>
-        <w:t xml:space="preserve">{{ w_t_w_r_w_r_w_rsidr_00b33ceb_w_rpr_w_rfonts_w_ascii_times_new_roman_w_hansi_times_new_roman_w_cs_times_new_roman_w_sz_w_val_24_w_szcs_w_val_24_w_lang_w_val_en_us_w_rpr_w_t_defendant_w_t_w_r_w_r_w_rsidr_00b33ceb_w_rsidrpr_00b33ceb_w_rpr_w_rfonts_w_ascii_times_new_roman_w_hansi_times_new_roman_w_cs_times_new_roman_w_sz_w_val_24_w_szcs_w_val_24_w_rpr_w_t_xml_space_preserve }}</w:t>
+        <w:t xml:space="preserve">{{ defendant }}</w:t>
       </w:r>
       <w:r>
         <w:rPr>
@@ -478,7 +476,7 @@
           <w:sz w:val="24"/>
           <w:szCs w:val="24"/>
         </w:rPr>
-        <w:t xml:space="preserve">{{ w_t_w_r_w_r_w_rsidr_00b33ceb_w_rpr_w_rfonts_w_ascii_times_new_roman_w_hansi_times_new_roman_w_cs_times_new_roman_w_sz_w_val_24_w_szcs_w_val_24_w_lang_w_val_en_us_w_rpr_w_t_documents_w_t_w_r_w_r_w_rsidr_00b33ceb_w_rsidrpr_00b33ceb_w_rpr_w_rfonts_w_ascii_times_new_roman_w_hansi_times_new_roman_w_cs_times_new_roman_w_sz_w_val_24_w_szcs_w_val_24_w_rpr_w_t_xml_space_preserve_w_t_w_r_w_r_w_rsidr_00b33ceb_w_rpr_w_rfonts_w_ascii_times_new_roman_w_hansi_times_new_roman_w_cs_times_new_roman_w_sz_w_val_24_w_szcs_w_val_24_w_lang_w_val_en_us_w_rpr_w_t_to_w_t_w_r_w_r_w_rsidr_00b33ceb_w_rsidrpr_00b33ceb_w_rpr_w_rfonts_w_ascii_times_new_roman_w_hansi_times_new_roman_w_cs_times_new_roman_w_sz_w_val_24_w_szcs_w_val_24_w_rpr_w_t_xml_space_preserve_w_t_w_r_w_r_w_rsidr_00b33ceb_w_rpr_w_rfonts_w_ascii_times_new_roman_w_hansi_times_new_roman_w_cs_times_new_roman_w_sz_w_val_24_w_szcs_w_val_24_w_lang_w_val_en_us_w_rpr_w_t_inspect_w_t_w_r_w_r_w_rsidr_00b33ceb_w_rsidrpr_00b33ceb_w_rpr_w_rfonts_w_ascii_times_new_roman_w_hansi_times_new_roman_w_cs_times_new_roman_w_sz_w_val_24_w_szcs_w_val_24_w_rpr_w_t_xml_space_preserve }}</w:t>
+        <w:t xml:space="preserve">{{ documents_to_inspect }}</w:t>
       </w:r>
       <w:r>
         <w:rPr>
